--- a/juridico/3 - Contrato HAKAT e Motorista.docx
+++ b/juridico/3 - Contrato HAKAT e Motorista.docx
@@ -33,7 +33,7 @@
           <w:sz w:val="19"/>
           <w:szCs w:val="19"/>
         </w:rPr>
-        <w:t xml:space="preserve">Entre a Timorgiara Neto, Unipessoal, Lda e o Motorista  ·  Bidau Toko-Baru, Cristo Rei, Díli, Timor-Leste  ·  +670 74192857  ·  +670 75684566</w:t>
+        <w:t xml:space="preserve">Entre a Timorgiara Neto, Unipessoal, Lda. e o Motorista  ·  Zero III, Fatuhada, Dom Aleixo, Díli, Timor-Leste  ·  +670 74192857  ·  +670 75684566</w:t>
       </w:r>
     </w:p>
     <w:p>
@@ -72,7 +72,7 @@
           <w:sz w:val="21"/>
           <w:szCs w:val="21"/>
         </w:rPr>
-        <w:t xml:space="preserve">Timorgiara Neto, Unipessoal, Lda, com sede em Bidau Toko-Baru, Cristo Rei, Díli, Timor-Leste, adiante designada por «Plataforma», que explora a aplicação HAKAT.</w:t>
+        <w:t xml:space="preserve">Timorgiara Neto, Unipessoal, Lda., com sede em Zero III, Fatuhada, Dom Aleixo, Díli, Timor-Leste, adiante designada por «Plataforma», que explora a aplicação HAKAT.</w:t>
       </w:r>
     </w:p>
     <w:p>
@@ -2143,7 +2143,7 @@
                 <w:sz w:val="19"/>
                 <w:szCs w:val="19"/>
               </w:rPr>
-              <w:t xml:space="preserve">A Plataforma  ·  Timorgiara Neto, Unipessoal, Lda</w:t>
+              <w:t xml:space="preserve">A Plataforma  ·  Timorgiara Neto, Unipessoal, Lda.</w:t>
             </w:r>
           </w:p>
         </w:tc>
@@ -2347,7 +2347,7 @@
         <w:sz w:val="16"/>
         <w:szCs w:val="16"/>
       </w:rPr>
-      <w:t xml:space="preserve">HAKAT  ·  Timorgiara Neto, Unipessoal, Lda</w:t>
+      <w:t xml:space="preserve">HAKAT  ·  Timorgiara Neto, Unipessoal, Lda.</w:t>
     </w:r>
   </w:p>
 </w:hdr>
